--- a/aura-documents/output/word/05-client-forms/06-minor-guardian-consent-form.docx
+++ b/aura-documents/output/word/05-client-forms/06-minor-guardian-consent-form.docx
@@ -30,7 +30,7 @@
           <w:color w:val="7A6753"/>
           <w:sz w:val="16"/>
         </w:rPr>
-        <w:t xml:space="preserve">Document No. AUR-FRM-06 · Version 0.1 (Draft) · Owner: General Manager · Effective: </w:t>
+        <w:t xml:space="preserve">Document No. AUR-FRM-06 · Version 0.2 (Draft) · Owner: General Manager · Effective: </w:t>
       </w:r>
       <w:r>
         <w:rPr>
@@ -95,7 +95,47 @@
           <w:color w:val="4A3A2C"/>
           <w:sz w:val="18"/>
         </w:rPr>
-        <w:t>Minimum ages and permitted modalities for minors are to be confirmed by the Clinical Lead, Elevé Health protocols and DHA requirements. Until confirmed, the table in section 3 is guidance only. IV Nutrient Therapy and Hyperbaric Oxygen are not offered to minors unless approved by the Clinical Lead and permitted by DHA.</w:t>
+        <w:t xml:space="preserve">Minimum ages and permitted modalities for minors are to be confirmed by the General Manager with the </w:t>
+      </w:r>
+      <w:r>
+        <w:rPr>
+          <w:rFonts w:ascii="Jost" w:hAnsi="Jost" w:cs="Jost" w:eastAsia="Jost"/>
+          <w:b w:val="0"/>
+          <w:i w:val="0"/>
+          <w:color w:val="A6754C"/>
+          <w:sz w:val="18"/>
+        </w:rPr>
+        <w:t>[Medical Director named on the licence]</w:t>
+      </w:r>
+      <w:r>
+        <w:rPr>
+          <w:rFonts w:ascii="Jost" w:hAnsi="Jost" w:cs="Jost" w:eastAsia="Jost"/>
+          <w:b w:val="0"/>
+          <w:i w:val="0"/>
+          <w:color w:val="4A3A2C"/>
+          <w:sz w:val="18"/>
+        </w:rPr>
+        <w:t xml:space="preserve">, Elevé Health protocols </w:t>
+      </w:r>
+      <w:r>
+        <w:rPr>
+          <w:rFonts w:ascii="Jost" w:hAnsi="Jost" w:cs="Jost" w:eastAsia="Jost"/>
+          <w:b w:val="0"/>
+          <w:i w:val="0"/>
+          <w:color w:val="A6754C"/>
+          <w:sz w:val="18"/>
+        </w:rPr>
+        <w:t>[per Elevé protocol — pending]</w:t>
+      </w:r>
+      <w:r>
+        <w:rPr>
+          <w:rFonts w:ascii="Jost" w:hAnsi="Jost" w:cs="Jost" w:eastAsia="Jost"/>
+          <w:b w:val="0"/>
+          <w:i w:val="0"/>
+          <w:color w:val="4A3A2C"/>
+          <w:sz w:val="18"/>
+        </w:rPr>
+        <w:t xml:space="preserve"> and DHA requirements. Until confirmed, the table in section 3 is guidance only. Hyperbaric Oxygen is not offered to minors unless approved by the General Manager and permitted by DHA / the licensing authority.</w:t>
       </w:r>
     </w:p>
     <w:p>
@@ -912,7 +952,7 @@
                 <w:color w:val="FBF5EE"/>
                 <w:sz w:val="17"/>
               </w:rPr>
-              <w:t>Approved by Host / Clinical Lead</w:t>
+              <w:t>Approved by Host / General Manager</w:t>
             </w:r>
           </w:p>
         </w:tc>
@@ -1270,7 +1310,7 @@
                 <w:color w:val="4A3A2C"/>
                 <w:sz w:val="17"/>
               </w:rPr>
-              <w:t>Float &amp; Sensory Reset</w:t>
+              <w:t>Salt Cabin</w:t>
             </w:r>
           </w:p>
         </w:tc>
@@ -1353,7 +1393,7 @@
                 <w:color w:val="4A3A2C"/>
                 <w:sz w:val="17"/>
               </w:rPr>
-              <w:t>Salt Cabin</w:t>
+              <w:t>Guided Breathwork</w:t>
             </w:r>
           </w:p>
         </w:tc>
@@ -1438,7 +1478,7 @@
                 <w:color w:val="4A3A2C"/>
                 <w:sz w:val="17"/>
               </w:rPr>
-              <w:t>Guided Breathwork</w:t>
+              <w:t>Sound Healing</w:t>
             </w:r>
           </w:p>
         </w:tc>
@@ -1521,7 +1561,7 @@
                 <w:color w:val="4A3A2C"/>
                 <w:sz w:val="17"/>
               </w:rPr>
-              <w:t>Whole-Body Cryotherapy</w:t>
+              <w:t>Healer consultation</w:t>
             </w:r>
           </w:p>
         </w:tc>
@@ -1606,7 +1646,7 @@
                 <w:color w:val="4A3A2C"/>
                 <w:sz w:val="17"/>
               </w:rPr>
-              <w:t>Cold Plunge</w:t>
+              <w:t>Whole-Body Cryotherapy</w:t>
             </w:r>
           </w:p>
         </w:tc>
@@ -1689,7 +1729,7 @@
                 <w:color w:val="4A3A2C"/>
                 <w:sz w:val="17"/>
               </w:rPr>
-              <w:t>Hyperbaric Oxygen (clinical)</w:t>
+              <w:t>Cold Plunge</w:t>
             </w:r>
           </w:p>
         </w:tc>
@@ -1707,10 +1747,10 @@
                 <w:rFonts w:ascii="Jost" w:hAnsi="Jost" w:cs="Jost" w:eastAsia="Jost"/>
                 <w:b w:val="0"/>
                 <w:i w:val="0"/>
-                <w:color w:val="4A3A2C"/>
+                <w:color w:val="A6754C"/>
                 <w:sz w:val="17"/>
               </w:rPr>
-              <w:t>Not offered unless approved</w:t>
+              <w:t>[___]</w:t>
             </w:r>
           </w:p>
         </w:tc>
@@ -1774,7 +1814,7 @@
                 <w:color w:val="4A3A2C"/>
                 <w:sz w:val="17"/>
               </w:rPr>
-              <w:t>IV Nutrient Therapy (clinical)</w:t>
+              <w:t>Hyperbaric Oxygen</w:t>
             </w:r>
           </w:p>
         </w:tc>
@@ -1924,7 +1964,43 @@
           <w:color w:val="4A3A2C"/>
           <w:sz w:val="20"/>
         </w:rPr>
-        <w:t>Session times and temperatures for minors follow reduced settings set by the Clinical Lead.</w:t>
+        <w:t xml:space="preserve">Session times and temperatures for minors follow reduced settings </w:t>
+      </w:r>
+      <w:r>
+        <w:rPr>
+          <w:rFonts w:ascii="Jost" w:hAnsi="Jost" w:cs="Jost" w:eastAsia="Jost"/>
+          <w:b w:val="0"/>
+          <w:i w:val="0"/>
+          <w:color w:val="A6754C"/>
+          <w:sz w:val="20"/>
+        </w:rPr>
+        <w:t>[per Elevé protocol — pending]</w:t>
+      </w:r>
+      <w:r>
+        <w:rPr>
+          <w:rFonts w:ascii="Jost" w:hAnsi="Jost" w:cs="Jost" w:eastAsia="Jost"/>
+          <w:b w:val="0"/>
+          <w:i w:val="0"/>
+          <w:color w:val="4A3A2C"/>
+          <w:sz w:val="20"/>
+        </w:rPr>
+        <w:t>, approved by the General Manager.</w:t>
+      </w:r>
+    </w:p>
+    <w:p>
+      <w:pPr>
+        <w:pStyle w:val="ListBullet"/>
+        <w:spacing w:before="0" w:after="60" w:line="300" w:lineRule="auto"/>
+      </w:pPr>
+      <w:r>
+        <w:rPr>
+          <w:rFonts w:ascii="Jost" w:hAnsi="Jost" w:cs="Jost" w:eastAsia="Jost"/>
+          <w:b w:val="0"/>
+          <w:i w:val="0"/>
+          <w:color w:val="4A3A2C"/>
+          <w:sz w:val="20"/>
+        </w:rPr>
+        <w:t>The parent or guardian joins the minor's Healer consultation.</w:t>
       </w:r>
     </w:p>
     <w:p>
@@ -2850,7 +2926,7 @@
                 <w:color w:val="FBF5EE"/>
                 <w:sz w:val="17"/>
               </w:rPr>
-              <w:t>Clinical Lead approval (where required)</w:t>
+              <w:t>General Manager approval (where required)</w:t>
             </w:r>
           </w:p>
         </w:tc>
